--- a/micul-smecher/investors/poc-1.1/dosar/draft/Scrisoare_de_intentie_MODEL.docx
+++ b/micul-smecher/investors/poc-1.1/dosar/draft/Scrisoare_de_intentie_MODEL.docx
@@ -615,27 +615,7 @@
       </w:r>
       <w:r>
         <w:rPr/>
-        <w:t xml:space="preserve">, CUI </w:t>
-      </w:r>
-      <w:r>
-        <w:rPr>
-          <w:highlight w:val="yellow"/>
-        </w:rPr>
-        <w:t xml:space="preserve">[…]</w:t>
-      </w:r>
-      <w:r>
-        <w:rPr/>
-        <w:t xml:space="preserve">, </w:t>
-      </w:r>
-      <w:r>
-        <w:rPr>
-          <w:highlight w:val="yellow"/>
-        </w:rPr>
-        <w:t xml:space="preserve">[adresa]</w:t>
-      </w:r>
-      <w:r>
-        <w:rPr/>
-        <w:t xml:space="preserve">, București</w:t>
+        <w:t xml:space="preserve">, CUI 53145290, Str. Vlăhița nr. 1, bl. PM18bis, sc. 2, ap. 123, Sector 3, București</w:t>
       </w:r>
     </w:p>
     <w:p>
@@ -742,7 +722,7 @@
       </w:pPr>
       <w:r>
         <w:rPr/>
-        <w:t xml:space="preserve">SOUL este un dispozitiv tangibil de interacțiune om–mașină / asistent personal AI dezvoltat de ARTEMIS DIGITAL S.R.L.: un obiect de ~90 × 103 × 31 mm, cu carcasă din aluminiu reciclabil și afișaj rotund de 2,8″, care arată doi ochi expresivi și are o tastatură circulară. Funcționează offline (notițe, alarme, mementouri, liste) sau cu asistentul AI ales de utilizator (Claude, ChatGPT sau cheie proprie), inclusiv pentru aprobarea cererilor Claude Code; datele sunt procesate pe servere din UE, iar bateria poate fi înlocuită de utilizator. Proiectul validează SOUL de la TRL 3 la TRL 5: 15 prototipuri pre-serie testate de ≥ 12 utilizatori din București-Ilfov timp de 4 săptămâni.</w:t>
+        <w:t xml:space="preserve">SOUL este un dispozitiv tangibil de interacțiune om–mașină / asistent personal AI dezvoltat de ARTEMIS DIGITAL S.R.L.: un obiect de ~90 × 101 × 31,5 mm, cu carcasă din aluminiu reciclabil anodizat și afișaj rotund de 2,8″ cu touch, care arată doi ochi vii și are o tastatură circulară. Funcționează offline (notițe, alarme, mementouri, liste, comenzi vocale în engleză) sau cu AI-ul conectat de proprietar (Claude, cu contul sau cheia proprie; în curând și ChatGPT, cu cheie proprie — în lucru; SOUL nu include AI), inclusiv pentru aprobarea cererilor Claude Code; serviciul SOUL Cloud e găzduit în UE, memoria rămâne pe dispozitiv, iar bateria poate fi înlocuită de utilizator. Proiectul validează SOUL de la TRL 3 la TRL 5: 15 prototipuri pre-serie testate de ≥ 12 utilizatori din București-Ilfov timp de 4 săptămâni.</w:t>
       </w:r>
     </w:p>
     <w:p>
@@ -1107,27 +1087,7 @@
       </w:r>
       <w:r>
         <w:rPr/>
-        <w:t xml:space="preserve">, CUI </w:t>
-      </w:r>
-      <w:r>
-        <w:rPr>
-          <w:highlight w:val="yellow"/>
-        </w:rPr>
-        <w:t xml:space="preserve">[…]</w:t>
-      </w:r>
-      <w:r>
-        <w:rPr/>
-        <w:t xml:space="preserve">, </w:t>
-      </w:r>
-      <w:r>
-        <w:rPr>
-          <w:highlight w:val="yellow"/>
-        </w:rPr>
-        <w:t xml:space="preserve">[adresa]</w:t>
-      </w:r>
-      <w:r>
-        <w:rPr/>
-        <w:t xml:space="preserve">, București</w:t>
+        <w:t xml:space="preserve">, CUI 53145290, Str. Vlăhița nr. 1, bl. PM18bis, sc. 2, ap. 123, Sector 3, București</w:t>
       </w:r>
     </w:p>
     <w:p>
@@ -1234,7 +1194,7 @@
       </w:pPr>
       <w:r>
         <w:rPr/>
-        <w:t xml:space="preserve">SOUL este un dispozitiv tangibil de interacțiune om–mașină / asistent personal AI dezvoltat de ARTEMIS DIGITAL S.R.L.: un obiect de ~90 × 103 × 31 mm, cu carcasă din aluminiu reciclabil și afișaj rotund de 2,8″, care arată doi ochi expresivi și are o tastatură circulară. Funcționează offline (notițe, alarme, mementouri, liste) sau cu asistentul AI ales de utilizator (Claude, ChatGPT sau cheie proprie), inclusiv pentru aprobarea cererilor Claude Code; datele sunt procesate pe servere din UE, iar bateria poate fi înlocuită de utilizator. Proiectul validează SOUL de la TRL 3 la TRL 5: 15 prototipuri pre-serie testate de ≥ 12 utilizatori din București-Ilfov timp de 4 săptămâni.</w:t>
+        <w:t xml:space="preserve">SOUL este un dispozitiv tangibil de interacțiune om–mașină / asistent personal AI dezvoltat de ARTEMIS DIGITAL S.R.L.: un obiect de ~90 × 101 × 31,5 mm, cu carcasă din aluminiu reciclabil anodizat și afișaj rotund de 2,8″ cu touch, care arată doi ochi vii și are o tastatură circulară. Funcționează offline (notițe, alarme, mementouri, liste, comenzi vocale în engleză) sau cu AI-ul conectat de proprietar (Claude, cu contul sau cheia proprie; în curând și ChatGPT, cu cheie proprie — în lucru; SOUL nu include AI), inclusiv pentru aprobarea cererilor Claude Code; serviciul SOUL Cloud e găzduit în UE, memoria rămâne pe dispozitiv, iar bateria poate fi înlocuită de utilizator. Proiectul validează SOUL de la TRL 3 la TRL 5: 15 prototipuri pre-serie testate de ≥ 12 utilizatori din București-Ilfov timp de 4 săptămâni.</w:t>
       </w:r>
     </w:p>
     <w:p>
@@ -1558,27 +1518,7 @@
       </w:r>
       <w:r>
         <w:rPr/>
-        <w:t xml:space="preserve">, CUI </w:t>
-      </w:r>
-      <w:r>
-        <w:rPr>
-          <w:highlight w:val="yellow"/>
-        </w:rPr>
-        <w:t xml:space="preserve">[…]</w:t>
-      </w:r>
-      <w:r>
-        <w:rPr/>
-        <w:t xml:space="preserve">, </w:t>
-      </w:r>
-      <w:r>
-        <w:rPr>
-          <w:highlight w:val="yellow"/>
-        </w:rPr>
-        <w:t xml:space="preserve">[adresa]</w:t>
-      </w:r>
-      <w:r>
-        <w:rPr/>
-        <w:t xml:space="preserve">, București</w:t>
+        <w:t xml:space="preserve">, CUI 53145290, Str. Vlăhița nr. 1, bl. PM18bis, sc. 2, ap. 123, Sector 3, București</w:t>
       </w:r>
     </w:p>
     <w:p>
@@ -1685,7 +1625,7 @@
       </w:pPr>
       <w:r>
         <w:rPr/>
-        <w:t xml:space="preserve">SOUL este un dispozitiv tangibil de interacțiune om–mașină / asistent personal AI dezvoltat de ARTEMIS DIGITAL S.R.L.: un obiect de ~90 × 103 × 31 mm, cu carcasă din aluminiu reciclabil și afișaj rotund de 2,8″, care arată doi ochi expresivi și are o tastatură circulară. Funcționează offline (notițe, alarme, mementouri, liste) sau cu asistentul AI ales de utilizator (Claude, ChatGPT sau cheie proprie), inclusiv pentru aprobarea cererilor Claude Code; datele sunt procesate pe servere din UE, iar bateria poate fi înlocuită de utilizator. Proiectul validează SOUL de la TRL 3 la TRL 5: 15 prototipuri pre-serie testate de ≥ 12 utilizatori din București-Ilfov timp de 4 săptămâni.</w:t>
+        <w:t xml:space="preserve">SOUL este un dispozitiv tangibil de interacțiune om–mașină / asistent personal AI dezvoltat de ARTEMIS DIGITAL S.R.L.: un obiect de ~90 × 101 × 31,5 mm, cu carcasă din aluminiu reciclabil anodizat și afișaj rotund de 2,8″ cu touch, care arată doi ochi vii și are o tastatură circulară. Funcționează offline (notițe, alarme, mementouri, liste, comenzi vocale în engleză) sau cu AI-ul conectat de proprietar (Claude, cu contul sau cheia proprie; în curând și ChatGPT, cu cheie proprie — în lucru; SOUL nu include AI), inclusiv pentru aprobarea cererilor Claude Code; serviciul SOUL Cloud e găzduit în UE, memoria rămâne pe dispozitiv, iar bateria poate fi înlocuită de utilizator. Proiectul validează SOUL de la TRL 3 la TRL 5: 15 prototipuri pre-serie testate de ≥ 12 utilizatori din București-Ilfov timp de 4 săptămâni.</w:t>
       </w:r>
     </w:p>
     <w:p>

--- a/micul-smecher/investors/poc-1.1/dosar/draft/Scrisoare_de_intentie_MODEL.docx
+++ b/micul-smecher/investors/poc-1.1/dosar/draft/Scrisoare_de_intentie_MODEL.docx
@@ -722,7 +722,7 @@
       </w:pPr>
       <w:r>
         <w:rPr/>
-        <w:t xml:space="preserve">SOUL este un dispozitiv tangibil de interacțiune om–mașină / asistent personal AI dezvoltat de ARTEMIS DIGITAL S.R.L.: un obiect de ~90 × 101 × 31,5 mm, cu carcasă din aluminiu reciclabil anodizat și afișaj rotund de 2,8″ cu touch, care arată doi ochi vii și are o tastatură circulară. Funcționează offline (notițe, alarme, mementouri, liste, comenzi vocale în engleză) sau cu AI-ul conectat de proprietar (Claude, cu contul sau cheia proprie; în curând și ChatGPT, cu cheie proprie — în lucru; SOUL nu include AI), inclusiv pentru aprobarea cererilor Claude Code; serviciul SOUL Cloud e găzduit în UE, memoria rămâne pe dispozitiv, iar bateria poate fi înlocuită de utilizator. Proiectul validează SOUL de la TRL 3 la TRL 5: 15 prototipuri pre-serie testate de ≥ 12 utilizatori din București-Ilfov timp de 4 săptămâni.</w:t>
+        <w:t xml:space="preserve">SOUL este un dispozitiv tangibil de interacțiune om–mașină / asistent personal AI dezvoltat de ARTEMIS DIGITAL S.R.L.: un obiect de ~63 × 71 × 23 mm, cu carcasă din aluminiu reciclabil anodizat și afișaj rotund AMOLED de 1,75″ (466×466) cu touch, care arată doi ochi vii și are o tastatură circulară. Funcționează offline (notițe, alarme, mementouri, liste, comenzi vocale în engleză) sau cu AI-ul conectat de proprietar (Claude, cu contul sau cheia proprie; în curând și ChatGPT, cu cheie proprie — în lucru; SOUL nu include AI), inclusiv pentru aprobarea cererilor Claude Code; serviciul SOUL Cloud e găzduit în UE, memoria rămâne pe dispozitiv, iar bateria poate fi înlocuită de utilizator. Proiectul validează SOUL de la TRL 3 la TRL 5: 15 prototipuri pre-serie testate de ≥ 12 utilizatori din București-Ilfov timp de 4 săptămâni.</w:t>
       </w:r>
     </w:p>
     <w:p>
@@ -1194,7 +1194,7 @@
       </w:pPr>
       <w:r>
         <w:rPr/>
-        <w:t xml:space="preserve">SOUL este un dispozitiv tangibil de interacțiune om–mașină / asistent personal AI dezvoltat de ARTEMIS DIGITAL S.R.L.: un obiect de ~90 × 101 × 31,5 mm, cu carcasă din aluminiu reciclabil anodizat și afișaj rotund de 2,8″ cu touch, care arată doi ochi vii și are o tastatură circulară. Funcționează offline (notițe, alarme, mementouri, liste, comenzi vocale în engleză) sau cu AI-ul conectat de proprietar (Claude, cu contul sau cheia proprie; în curând și ChatGPT, cu cheie proprie — în lucru; SOUL nu include AI), inclusiv pentru aprobarea cererilor Claude Code; serviciul SOUL Cloud e găzduit în UE, memoria rămâne pe dispozitiv, iar bateria poate fi înlocuită de utilizator. Proiectul validează SOUL de la TRL 3 la TRL 5: 15 prototipuri pre-serie testate de ≥ 12 utilizatori din București-Ilfov timp de 4 săptămâni.</w:t>
+        <w:t xml:space="preserve">SOUL este un dispozitiv tangibil de interacțiune om–mașină / asistent personal AI dezvoltat de ARTEMIS DIGITAL S.R.L.: un obiect de ~63 × 71 × 23 mm, cu carcasă din aluminiu reciclabil anodizat și afișaj rotund AMOLED de 1,75″ (466×466) cu touch, care arată doi ochi vii și are o tastatură circulară. Funcționează offline (notițe, alarme, mementouri, liste, comenzi vocale în engleză) sau cu AI-ul conectat de proprietar (Claude, cu contul sau cheia proprie; în curând și ChatGPT, cu cheie proprie — în lucru; SOUL nu include AI), inclusiv pentru aprobarea cererilor Claude Code; serviciul SOUL Cloud e găzduit în UE, memoria rămâne pe dispozitiv, iar bateria poate fi înlocuită de utilizator. Proiectul validează SOUL de la TRL 3 la TRL 5: 15 prototipuri pre-serie testate de ≥ 12 utilizatori din București-Ilfov timp de 4 săptămâni.</w:t>
       </w:r>
     </w:p>
     <w:p>
@@ -1625,7 +1625,7 @@
       </w:pPr>
       <w:r>
         <w:rPr/>
-        <w:t xml:space="preserve">SOUL este un dispozitiv tangibil de interacțiune om–mașină / asistent personal AI dezvoltat de ARTEMIS DIGITAL S.R.L.: un obiect de ~90 × 101 × 31,5 mm, cu carcasă din aluminiu reciclabil anodizat și afișaj rotund de 2,8″ cu touch, care arată doi ochi vii și are o tastatură circulară. Funcționează offline (notițe, alarme, mementouri, liste, comenzi vocale în engleză) sau cu AI-ul conectat de proprietar (Claude, cu contul sau cheia proprie; în curând și ChatGPT, cu cheie proprie — în lucru; SOUL nu include AI), inclusiv pentru aprobarea cererilor Claude Code; serviciul SOUL Cloud e găzduit în UE, memoria rămâne pe dispozitiv, iar bateria poate fi înlocuită de utilizator. Proiectul validează SOUL de la TRL 3 la TRL 5: 15 prototipuri pre-serie testate de ≥ 12 utilizatori din București-Ilfov timp de 4 săptămâni.</w:t>
+        <w:t xml:space="preserve">SOUL este un dispozitiv tangibil de interacțiune om–mașină / asistent personal AI dezvoltat de ARTEMIS DIGITAL S.R.L.: un obiect de ~63 × 71 × 23 mm, cu carcasă din aluminiu reciclabil anodizat și afișaj rotund AMOLED de 1,75″ (466×466) cu touch, care arată doi ochi vii și are o tastatură circulară. Funcționează offline (notițe, alarme, mementouri, liste, comenzi vocale în engleză) sau cu AI-ul conectat de proprietar (Claude, cu contul sau cheia proprie; în curând și ChatGPT, cu cheie proprie — în lucru; SOUL nu include AI), inclusiv pentru aprobarea cererilor Claude Code; serviciul SOUL Cloud e găzduit în UE, memoria rămâne pe dispozitiv, iar bateria poate fi înlocuită de utilizator. Proiectul validează SOUL de la TRL 3 la TRL 5: 15 prototipuri pre-serie testate de ≥ 12 utilizatori din București-Ilfov timp de 4 săptămâni.</w:t>
       </w:r>
     </w:p>
     <w:p>
